--- a/flow/20230927_hours/drafts/2024-03-u/09.03.docx
+++ b/flow/20230927_hours/drafts/2024-03-u/09.03.docx
@@ -4443,23 +4443,28 @@
       </w:r>
     </w:p>
     <w:p>
-      <w:pPr>
-        <w:spacing w:line="240" w:lineRule="auto"/>
-        <w:rPr>
-          <w:rFonts w:ascii="Times New Roman" w:hAnsi="Times New Roman"/>
-          <w:i/>
-          <w:color w:val="FF0000"/>
-          <w:sz w:val="24"/>
-        </w:rPr>
-      </w:pPr>
-      <w:r>
-        <w:rPr>
-          <w:rFonts w:ascii="Times New Roman" w:hAnsi="Times New Roman"/>
-          <w:i/>
-          <w:color w:val="FF0000"/>
-          <w:sz w:val="24"/>
-        </w:rPr>
-        <w:t xml:space="preserve">Тропар </w:t>
+      <w:r>
+        <w:rPr>
+          <w:rFonts w:ascii="Times New Roman" w:hAnsi="Times New Roman"/>
+          <w:i/>
+          <w:color w:val="FF0000"/>
+          <w:sz w:val="24"/>
+        </w:rPr>
+        <w:t>Тропар (г. 1):</w:t>
+      </w:r>
+      <w:r>
+        <w:rPr>
+          <w:rFonts w:ascii="Times New Roman" w:hAnsi="Times New Roman"/>
+          <w:sz w:val="24"/>
+        </w:rPr>
+        <w:t xml:space="preserve"> Страстоносці всечесні, сорок Христових воїнів, непохитні лицарі,* ви, що перейшли крізь вогонь і воду,* стали сп</w:t>
+      </w:r>
+      <w:r>
+        <w:rPr>
+          <w:rFonts w:ascii="Times New Roman" w:hAnsi="Times New Roman"/>
+          <w:sz w:val="24"/>
+        </w:rPr>
+        <w:t>івгромадянами ангелів.* З ними же моліться Христові за тих, що з вірою вас хвалять:* Слава Тому, що дав вам кріпость,* слава Тому, що вас вінчав,* слава Тому, що через вас подає всім зцілення.</w:t>
       </w:r>
     </w:p>
     <w:p>
@@ -4862,23 +4867,42 @@
       </w:r>
     </w:p>
     <w:p>
-      <w:pPr>
-        <w:spacing w:line="240" w:lineRule="auto"/>
-        <w:rPr>
-          <w:rFonts w:ascii="Times New Roman" w:hAnsi="Times New Roman"/>
-          <w:i/>
-          <w:color w:val="FF0000"/>
-          <w:sz w:val="24"/>
-        </w:rPr>
-      </w:pPr>
-      <w:r>
-        <w:rPr>
-          <w:rFonts w:ascii="Times New Roman" w:hAnsi="Times New Roman"/>
-          <w:i/>
-          <w:color w:val="FF0000"/>
-          <w:sz w:val="24"/>
-        </w:rPr>
-        <w:t xml:space="preserve">Кондак </w:t>
+      <w:r>
+        <w:rPr>
+          <w:rFonts w:ascii="Times New Roman" w:hAnsi="Times New Roman"/>
+          <w:i/>
+          <w:color w:val="FF0000"/>
+          <w:sz w:val="24"/>
+        </w:rPr>
+        <w:t>Кондак (г. 6):</w:t>
+      </w:r>
+      <w:r>
+        <w:rPr>
+          <w:rFonts w:ascii="Times New Roman" w:hAnsi="Times New Roman"/>
+          <w:sz w:val="24"/>
+        </w:rPr>
+        <w:t xml:space="preserve"> Все воїнство світу покинувши,* на небесах ви до </w:t>
+      </w:r>
+      <w:r>
+        <w:rPr>
+          <w:rFonts w:ascii="Times New Roman" w:hAnsi="Times New Roman"/>
+          <w:sz w:val="24"/>
+        </w:rPr>
+        <w:t>Владики прилучилися, сорок страстотерпців Господніх:* крізь вогонь бо й воду пройшовши, блаженні,</w:t>
+      </w:r>
+      <w:r>
+        <w:rPr>
+          <w:rFonts w:ascii="Times New Roman" w:hAnsi="Times New Roman"/>
+          <w:sz w:val="24"/>
+        </w:rPr>
+        <w:t xml:space="preserve"> достойно прийняли ви славу з небес*</w:t>
+      </w:r>
+      <w:r>
+        <w:rPr>
+          <w:rFonts w:ascii="Times New Roman" w:hAnsi="Times New Roman"/>
+          <w:sz w:val="24"/>
+        </w:rPr>
+        <w:t xml:space="preserve"> і вінців множество.</w:t>
       </w:r>
     </w:p>
     <w:p>
@@ -10055,23 +10079,28 @@
       </w:r>
     </w:p>
     <w:p>
-      <w:pPr>
-        <w:spacing w:line="240" w:lineRule="auto"/>
-        <w:rPr>
-          <w:rFonts w:ascii="Times New Roman" w:hAnsi="Times New Roman"/>
-          <w:i/>
-          <w:color w:val="FF0000"/>
-          <w:sz w:val="24"/>
-        </w:rPr>
-      </w:pPr>
-      <w:r>
-        <w:rPr>
-          <w:rFonts w:ascii="Times New Roman" w:hAnsi="Times New Roman"/>
-          <w:i/>
-          <w:color w:val="FF0000"/>
-          <w:sz w:val="24"/>
-        </w:rPr>
-        <w:t xml:space="preserve">Тропар </w:t>
+      <w:r>
+        <w:rPr>
+          <w:rFonts w:ascii="Times New Roman" w:hAnsi="Times New Roman"/>
+          <w:i/>
+          <w:color w:val="FF0000"/>
+          <w:sz w:val="24"/>
+        </w:rPr>
+        <w:t>Тропар (г. 1):</w:t>
+      </w:r>
+      <w:r>
+        <w:rPr>
+          <w:rFonts w:ascii="Times New Roman" w:hAnsi="Times New Roman"/>
+          <w:sz w:val="24"/>
+        </w:rPr>
+        <w:t xml:space="preserve"> Страстоносці всечесні, сорок Христових воїнів, непохитні лицарі,* ви, що перейшли крізь вогонь і воду,* стали сп</w:t>
+      </w:r>
+      <w:r>
+        <w:rPr>
+          <w:rFonts w:ascii="Times New Roman" w:hAnsi="Times New Roman"/>
+          <w:sz w:val="24"/>
+        </w:rPr>
+        <w:t>івгромадянами ангелів.* З ними же моліться Христові за тих, що з вірою вас хвалять:* Слава Тому, що дав вам кріпость,* слава Тому, що вас вінчав,* слава Тому, що через вас подає всім зцілення.</w:t>
       </w:r>
     </w:p>
     <w:p>
@@ -10538,23 +10567,42 @@
       </w:r>
     </w:p>
     <w:p>
-      <w:pPr>
-        <w:spacing w:line="240" w:lineRule="auto"/>
-        <w:rPr>
-          <w:rFonts w:ascii="Times New Roman" w:hAnsi="Times New Roman"/>
-          <w:i/>
-          <w:color w:val="FF0000"/>
-          <w:sz w:val="24"/>
-        </w:rPr>
-      </w:pPr>
-      <w:r>
-        <w:rPr>
-          <w:rFonts w:ascii="Times New Roman" w:hAnsi="Times New Roman"/>
-          <w:i/>
-          <w:color w:val="FF0000"/>
-          <w:sz w:val="24"/>
-        </w:rPr>
-        <w:t xml:space="preserve">Кондак </w:t>
+      <w:r>
+        <w:rPr>
+          <w:rFonts w:ascii="Times New Roman" w:hAnsi="Times New Roman"/>
+          <w:i/>
+          <w:color w:val="FF0000"/>
+          <w:sz w:val="24"/>
+        </w:rPr>
+        <w:t>Кондак (г. 6):</w:t>
+      </w:r>
+      <w:r>
+        <w:rPr>
+          <w:rFonts w:ascii="Times New Roman" w:hAnsi="Times New Roman"/>
+          <w:sz w:val="24"/>
+        </w:rPr>
+        <w:t xml:space="preserve"> Все воїнство світу покинувши,* на небесах ви до </w:t>
+      </w:r>
+      <w:r>
+        <w:rPr>
+          <w:rFonts w:ascii="Times New Roman" w:hAnsi="Times New Roman"/>
+          <w:sz w:val="24"/>
+        </w:rPr>
+        <w:t>Владики прилучилися, сорок страстотерпців Господніх:* крізь вогонь бо й воду пройшовши, блаженні,</w:t>
+      </w:r>
+      <w:r>
+        <w:rPr>
+          <w:rFonts w:ascii="Times New Roman" w:hAnsi="Times New Roman"/>
+          <w:sz w:val="24"/>
+        </w:rPr>
+        <w:t xml:space="preserve"> достойно прийняли ви славу з небес*</w:t>
+      </w:r>
+      <w:r>
+        <w:rPr>
+          <w:rFonts w:ascii="Times New Roman" w:hAnsi="Times New Roman"/>
+          <w:sz w:val="24"/>
+        </w:rPr>
+        <w:t xml:space="preserve"> і вінців множество.</w:t>
       </w:r>
     </w:p>
     <w:p>
